--- a/docs/thesis/Full_version_V36_EngD_Thesis_Submission_Draft.docx
+++ b/docs/thesis/Full_version_V36_EngD_Thesis_Submission_Draft.docx
@@ -10853,7 +10853,7 @@
           <w:sz w:val="28"/>
           <w:b/>
         </w:rPr>
-        <w:t>Based on Paper 1 (SS-293).</w:t>
+        <w:t>Based on Paper 1: Tam, S. K. T., &amp; Cheung, C. F. (2026). Investigating low utilisation of Fall Risk Assessment among elderly users: A critical review through TAM and Octalysis frameworks with gamification approach. Paper SS-293, accepted for presentation and publication at the 10th International Conference on Management Engineering, Software Engineering and Service Sciences (ICMSS 2026), Wuhan, China, 20-22 March 2026; Conference Publishing Services (CPS), submitted to IEEE Xplore (Ei Compendex/Scopus indexing).</w:t>
       </w:r>
     </w:p>
     <w:p>
